--- a/Harrisburg_Rep_User_Guide.docx
+++ b/Harrisburg_Rep_User_Guide.docx
@@ -15,12 +15,12 @@
         <w:rPr>
           <w:b/>
         </w:rPr>
-        <w:t>App build: 1421627 · 2026-09-16 15:22</w:t>
+        <w:t>App build: 6464e45 · 2026-09-17 14:13</w:t>
       </w:r>
     </w:p>
     <w:p>
       <w:r>
-        <w:t>Guide generated: 2026-09-16 16:13</w:t>
+        <w:t>Guide generated: 2026-09-17 15:03</w:t>
       </w:r>
     </w:p>
     <w:p>
@@ -1084,6 +1084,603 @@
         </w:drawing>
       </w:r>
     </w:p>
+    <w:p>
+      <w:r>
+        <w:br w:type="page"/>
+      </w:r>
+    </w:p>
+    <w:p>
+      <w:pPr>
+        <w:pStyle w:val="Heading1"/>
+      </w:pPr>
+      <w:r>
+        <w:t>Reference</w:t>
+      </w:r>
+    </w:p>
+    <w:p>
+      <w:r>
+        <w:t>Everything below is a lookup, not a task -- short, standalone pieces you'll reach for occasionally rather than every time.</w:t>
+      </w:r>
+    </w:p>
+    <w:p>
+      <w:pPr>
+        <w:pStyle w:val="Heading2"/>
+      </w:pPr>
+      <w:r>
+        <w:t>Audience finder</w:t>
+      </w:r>
+    </w:p>
+    <w:p>
+      <w:r>
+        <w:t>Look up what Premion can target, outside of building a proposal.</w:t>
+      </w:r>
+    </w:p>
+    <w:p>
+      <w:pPr>
+        <w:spacing w:before="280"/>
+      </w:pPr>
+      <w:r>
+        <w:rPr>
+          <w:b/>
+          <w:sz w:val="26"/>
+        </w:rPr>
+        <w:t xml:space="preserve">1. </w:t>
+      </w:r>
+      <w:r>
+        <w:rPr>
+          <w:sz w:val="26"/>
+        </w:rPr>
+        <w:t>Browse or search the catalog directly, by category or name.</w:t>
+      </w:r>
+    </w:p>
+    <w:p>
+      <w:r>
+        <w:drawing>
+          <wp:inline xmlns:a="http://schemas.openxmlformats.org/drawingml/2006/main" xmlns:pic="http://schemas.openxmlformats.org/drawingml/2006/picture">
+            <wp:extent cx="5669280" cy="2204720"/>
+            <wp:docPr id="18" name="Picture 18"/>
+            <wp:cNvGraphicFramePr>
+              <a:graphicFrameLocks noChangeAspect="1"/>
+            </wp:cNvGraphicFramePr>
+            <a:graphic>
+              <a:graphicData uri="http://schemas.openxmlformats.org/drawingml/2006/picture">
+                <pic:pic>
+                  <pic:nvPicPr>
+                    <pic:cNvPr id="0" name="ref_aud_01_browse.png"/>
+                    <pic:cNvPicPr/>
+                  </pic:nvPicPr>
+                  <pic:blipFill>
+                    <a:blip r:embed="rId26"/>
+                    <a:stretch>
+                      <a:fillRect/>
+                    </a:stretch>
+                  </pic:blipFill>
+                  <pic:spPr>
+                    <a:xfrm>
+                      <a:off x="0" y="0"/>
+                      <a:ext cx="5669280" cy="2204720"/>
+                    </a:xfrm>
+                    <a:prstGeom prst="rect"/>
+                  </pic:spPr>
+                </pic:pic>
+              </a:graphicData>
+            </a:graphic>
+          </wp:inline>
+        </w:drawing>
+      </w:r>
+    </w:p>
+    <w:p>
+      <w:pPr>
+        <w:spacing w:after="200"/>
+        <w:ind w:left="360"/>
+      </w:pPr>
+      <w:r>
+        <w:rPr>
+          <w:i/>
+          <w:color w:val="8A5A00"/>
+          <w:sz w:val="22"/>
+        </w:rPr>
+        <w:t>⚠ This page is for looking things up. To actually add a segment to a proposal, use the same finder inside Section D2 on the Build page.</w:t>
+      </w:r>
+    </w:p>
+    <w:p>
+      <w:pPr>
+        <w:spacing w:before="280"/>
+      </w:pPr>
+      <w:r>
+        <w:rPr>
+          <w:b/>
+          <w:sz w:val="26"/>
+        </w:rPr>
+        <w:t xml:space="preserve">2. </w:t>
+      </w:r>
+      <w:r>
+        <w:rPr>
+          <w:sz w:val="26"/>
+        </w:rPr>
+        <w:t>Or switch to Suggest, describe the client or campaign, and Claude picks the segments that fit.</w:t>
+      </w:r>
+    </w:p>
+    <w:p>
+      <w:r>
+        <w:drawing>
+          <wp:inline xmlns:a="http://schemas.openxmlformats.org/drawingml/2006/main" xmlns:pic="http://schemas.openxmlformats.org/drawingml/2006/picture">
+            <wp:extent cx="5669280" cy="2440940"/>
+            <wp:docPr id="19" name="Picture 19"/>
+            <wp:cNvGraphicFramePr>
+              <a:graphicFrameLocks noChangeAspect="1"/>
+            </wp:cNvGraphicFramePr>
+            <a:graphic>
+              <a:graphicData uri="http://schemas.openxmlformats.org/drawingml/2006/picture">
+                <pic:pic>
+                  <pic:nvPicPr>
+                    <pic:cNvPr id="0" name="ref_aud_02_suggest.png"/>
+                    <pic:cNvPicPr/>
+                  </pic:nvPicPr>
+                  <pic:blipFill>
+                    <a:blip r:embed="rId27"/>
+                    <a:stretch>
+                      <a:fillRect/>
+                    </a:stretch>
+                  </pic:blipFill>
+                  <pic:spPr>
+                    <a:xfrm>
+                      <a:off x="0" y="0"/>
+                      <a:ext cx="5669280" cy="2440940"/>
+                    </a:xfrm>
+                    <a:prstGeom prst="rect"/>
+                  </pic:spPr>
+                </pic:pic>
+              </a:graphicData>
+            </a:graphic>
+          </wp:inline>
+        </w:drawing>
+      </w:r>
+    </w:p>
+    <w:p>
+      <w:pPr>
+        <w:pStyle w:val="Heading2"/>
+      </w:pPr>
+      <w:r>
+        <w:t>Case study finder</w:t>
+      </w:r>
+    </w:p>
+    <w:p>
+      <w:r>
+        <w:t>Browse past campaigns you can show a client as proof.</w:t>
+      </w:r>
+    </w:p>
+    <w:p>
+      <w:pPr>
+        <w:spacing w:before="280"/>
+      </w:pPr>
+      <w:r>
+        <w:rPr>
+          <w:b/>
+          <w:sz w:val="26"/>
+        </w:rPr>
+        <w:t xml:space="preserve">1. </w:t>
+      </w:r>
+      <w:r>
+        <w:rPr>
+          <w:sz w:val="26"/>
+        </w:rPr>
+        <w:t>Browse by vertical or product, or search by title.</w:t>
+      </w:r>
+    </w:p>
+    <w:p>
+      <w:r>
+        <w:drawing>
+          <wp:inline xmlns:a="http://schemas.openxmlformats.org/drawingml/2006/main" xmlns:pic="http://schemas.openxmlformats.org/drawingml/2006/picture">
+            <wp:extent cx="5669280" cy="2440940"/>
+            <wp:docPr id="20" name="Picture 20"/>
+            <wp:cNvGraphicFramePr>
+              <a:graphicFrameLocks noChangeAspect="1"/>
+            </wp:cNvGraphicFramePr>
+            <a:graphic>
+              <a:graphicData uri="http://schemas.openxmlformats.org/drawingml/2006/picture">
+                <pic:pic>
+                  <pic:nvPicPr>
+                    <pic:cNvPr id="0" name="ref_cs_01_browse.png"/>
+                    <pic:cNvPicPr/>
+                  </pic:nvPicPr>
+                  <pic:blipFill>
+                    <a:blip r:embed="rId28"/>
+                    <a:stretch>
+                      <a:fillRect/>
+                    </a:stretch>
+                  </pic:blipFill>
+                  <pic:spPr>
+                    <a:xfrm>
+                      <a:off x="0" y="0"/>
+                      <a:ext cx="5669280" cy="2440940"/>
+                    </a:xfrm>
+                    <a:prstGeom prst="rect"/>
+                  </pic:spPr>
+                </pic:pic>
+              </a:graphicData>
+            </a:graphic>
+          </wp:inline>
+        </w:drawing>
+      </w:r>
+    </w:p>
+    <w:p>
+      <w:pPr>
+        <w:spacing w:after="200"/>
+        <w:ind w:left="360"/>
+      </w:pPr>
+      <w:r>
+        <w:rPr>
+          <w:i/>
+          <w:color w:val="8A5A00"/>
+          <w:sz w:val="22"/>
+        </w:rPr>
+        <w:t>⚠ To put one IN a proposal, use the picker just above Generate on the Build page -- it pre-selects the case studies matching the client's vertical automatically.</w:t>
+      </w:r>
+    </w:p>
+    <w:p>
+      <w:pPr>
+        <w:pStyle w:val="Heading2"/>
+      </w:pPr>
+      <w:r>
+        <w:t>Slide vault</w:t>
+      </w:r>
+    </w:p>
+    <w:p>
+      <w:r>
+        <w:t>Individual slides worth reusing -- a chart, a capabilities page, a research stat -- even when the rest of the deck around them isn't.</w:t>
+      </w:r>
+    </w:p>
+    <w:p>
+      <w:pPr>
+        <w:spacing w:before="280"/>
+      </w:pPr>
+      <w:r>
+        <w:rPr>
+          <w:b/>
+          <w:sz w:val="26"/>
+        </w:rPr>
+        <w:t xml:space="preserve">1. </w:t>
+      </w:r>
+      <w:r>
+        <w:rPr>
+          <w:sz w:val="26"/>
+        </w:rPr>
+        <w:t>Add a slide: upload the source deck, then tick the slide(s) worth keeping. Each ticked slide becomes its own entry everyone building a proposal can pull in.</w:t>
+      </w:r>
+    </w:p>
+    <w:p>
+      <w:r>
+        <w:drawing>
+          <wp:inline xmlns:a="http://schemas.openxmlformats.org/drawingml/2006/main" xmlns:pic="http://schemas.openxmlformats.org/drawingml/2006/picture">
+            <wp:extent cx="5669280" cy="2440940"/>
+            <wp:docPr id="21" name="Picture 21"/>
+            <wp:cNvGraphicFramePr>
+              <a:graphicFrameLocks noChangeAspect="1"/>
+            </wp:cNvGraphicFramePr>
+            <a:graphic>
+              <a:graphicData uri="http://schemas.openxmlformats.org/drawingml/2006/picture">
+                <pic:pic>
+                  <pic:nvPicPr>
+                    <pic:cNvPr id="0" name="ref_vault_01_add.png"/>
+                    <pic:cNvPicPr/>
+                  </pic:nvPicPr>
+                  <pic:blipFill>
+                    <a:blip r:embed="rId29"/>
+                    <a:stretch>
+                      <a:fillRect/>
+                    </a:stretch>
+                  </pic:blipFill>
+                  <pic:spPr>
+                    <a:xfrm>
+                      <a:off x="0" y="0"/>
+                      <a:ext cx="5669280" cy="2440940"/>
+                    </a:xfrm>
+                    <a:prstGeom prst="rect"/>
+                  </pic:spPr>
+                </pic:pic>
+              </a:graphicData>
+            </a:graphic>
+          </wp:inline>
+        </w:drawing>
+      </w:r>
+    </w:p>
+    <w:p>
+      <w:pPr>
+        <w:spacing w:before="280"/>
+      </w:pPr>
+      <w:r>
+        <w:rPr>
+          <w:b/>
+          <w:sz w:val="26"/>
+        </w:rPr>
+        <w:t xml:space="preserve">2. </w:t>
+      </w:r>
+      <w:r>
+        <w:rPr>
+          <w:sz w:val="26"/>
+        </w:rPr>
+        <w:t>Use one in a proposal: the “Vault slides” picker sits right next to the case-study picker, just above Generate on the Build page.</w:t>
+      </w:r>
+    </w:p>
+    <w:p>
+      <w:r>
+        <w:drawing>
+          <wp:inline xmlns:a="http://schemas.openxmlformats.org/drawingml/2006/main" xmlns:pic="http://schemas.openxmlformats.org/drawingml/2006/picture">
+            <wp:extent cx="5669280" cy="1653540"/>
+            <wp:docPr id="22" name="Picture 22"/>
+            <wp:cNvGraphicFramePr>
+              <a:graphicFrameLocks noChangeAspect="1"/>
+            </wp:cNvGraphicFramePr>
+            <a:graphic>
+              <a:graphicData uri="http://schemas.openxmlformats.org/drawingml/2006/picture">
+                <pic:pic>
+                  <pic:nvPicPr>
+                    <pic:cNvPr id="0" name="ref_vault_02_use.png"/>
+                    <pic:cNvPicPr/>
+                  </pic:nvPicPr>
+                  <pic:blipFill>
+                    <a:blip r:embed="rId30"/>
+                    <a:stretch>
+                      <a:fillRect/>
+                    </a:stretch>
+                  </pic:blipFill>
+                  <pic:spPr>
+                    <a:xfrm>
+                      <a:off x="0" y="0"/>
+                      <a:ext cx="5669280" cy="1653540"/>
+                    </a:xfrm>
+                    <a:prstGeom prst="rect"/>
+                  </pic:spPr>
+                </pic:pic>
+              </a:graphicData>
+            </a:graphic>
+          </wp:inline>
+        </w:drawing>
+      </w:r>
+    </w:p>
+    <w:p>
+      <w:pPr>
+        <w:pStyle w:val="Heading2"/>
+      </w:pPr>
+      <w:r>
+        <w:t>Zip/map builder</w:t>
+      </w:r>
+    </w:p>
+    <w:p>
+      <w:r>
+        <w:t>See exactly where a proposal's targeting actually reaches, or build a geography slide with no proposal at all.</w:t>
+      </w:r>
+    </w:p>
+    <w:p>
+      <w:pPr>
+        <w:spacing w:before="280"/>
+      </w:pPr>
+      <w:r>
+        <w:rPr>
+          <w:b/>
+          <w:sz w:val="26"/>
+        </w:rPr>
+        <w:t xml:space="preserve">1. </w:t>
+      </w:r>
+      <w:r>
+        <w:rPr>
+          <w:sz w:val="26"/>
+        </w:rPr>
+        <w:t>“This proposal” plots every targeting group that's been resolved to real zips (Section D2's geo expander) on one map, each group in its own color.</w:t>
+      </w:r>
+    </w:p>
+    <w:p>
+      <w:r>
+        <w:drawing>
+          <wp:inline xmlns:a="http://schemas.openxmlformats.org/drawingml/2006/main" xmlns:pic="http://schemas.openxmlformats.org/drawingml/2006/picture">
+            <wp:extent cx="5669280" cy="2440940"/>
+            <wp:docPr id="23" name="Picture 23"/>
+            <wp:cNvGraphicFramePr>
+              <a:graphicFrameLocks noChangeAspect="1"/>
+            </wp:cNvGraphicFramePr>
+            <a:graphic>
+              <a:graphicData uri="http://schemas.openxmlformats.org/drawingml/2006/picture">
+                <pic:pic>
+                  <pic:nvPicPr>
+                    <pic:cNvPr id="0" name="ref_map_01_this_proposal.png"/>
+                    <pic:cNvPicPr/>
+                  </pic:nvPicPr>
+                  <pic:blipFill>
+                    <a:blip r:embed="rId31"/>
+                    <a:stretch>
+                      <a:fillRect/>
+                    </a:stretch>
+                  </pic:blipFill>
+                  <pic:spPr>
+                    <a:xfrm>
+                      <a:off x="0" y="0"/>
+                      <a:ext cx="5669280" cy="2440940"/>
+                    </a:xfrm>
+                    <a:prstGeom prst="rect"/>
+                  </pic:spPr>
+                </pic:pic>
+              </a:graphicData>
+            </a:graphic>
+          </wp:inline>
+        </w:drawing>
+      </w:r>
+    </w:p>
+    <w:p>
+      <w:pPr>
+        <w:spacing w:before="280"/>
+      </w:pPr>
+      <w:r>
+        <w:rPr>
+          <w:b/>
+          <w:sz w:val="26"/>
+        </w:rPr>
+        <w:t xml:space="preserve">2. </w:t>
+      </w:r>
+      <w:r>
+        <w:rPr>
+          <w:sz w:val="26"/>
+        </w:rPr>
+        <w:t>“Standalone avails builder”: upload an avails PDF with no proposal, no client name, no budget, and download just the geography slide.</w:t>
+      </w:r>
+    </w:p>
+    <w:p>
+      <w:r>
+        <w:drawing>
+          <wp:inline xmlns:a="http://schemas.openxmlformats.org/drawingml/2006/main" xmlns:pic="http://schemas.openxmlformats.org/drawingml/2006/picture">
+            <wp:extent cx="5669280" cy="2992120"/>
+            <wp:docPr id="24" name="Picture 24"/>
+            <wp:cNvGraphicFramePr>
+              <a:graphicFrameLocks noChangeAspect="1"/>
+            </wp:cNvGraphicFramePr>
+            <a:graphic>
+              <a:graphicData uri="http://schemas.openxmlformats.org/drawingml/2006/picture">
+                <pic:pic>
+                  <pic:nvPicPr>
+                    <pic:cNvPr id="0" name="ref_map_02_standalone.png"/>
+                    <pic:cNvPicPr/>
+                  </pic:nvPicPr>
+                  <pic:blipFill>
+                    <a:blip r:embed="rId32"/>
+                    <a:stretch>
+                      <a:fillRect/>
+                    </a:stretch>
+                  </pic:blipFill>
+                  <pic:spPr>
+                    <a:xfrm>
+                      <a:off x="0" y="0"/>
+                      <a:ext cx="5669280" cy="2992120"/>
+                    </a:xfrm>
+                    <a:prstGeom prst="rect"/>
+                  </pic:spPr>
+                </pic:pic>
+              </a:graphicData>
+            </a:graphic>
+          </wp:inline>
+        </w:drawing>
+      </w:r>
+    </w:p>
+    <w:p>
+      <w:pPr>
+        <w:pStyle w:val="Heading2"/>
+      </w:pPr>
+      <w:r>
+        <w:t>Clients</w:t>
+      </w:r>
+    </w:p>
+    <w:p>
+      <w:r>
+        <w:t>Everything for one account in one place.</w:t>
+      </w:r>
+    </w:p>
+    <w:p>
+      <w:pPr>
+        <w:spacing w:before="280"/>
+      </w:pPr>
+      <w:r>
+        <w:rPr>
+          <w:b/>
+          <w:sz w:val="26"/>
+        </w:rPr>
+        <w:t xml:space="preserve">1. </w:t>
+      </w:r>
+      <w:r>
+        <w:rPr>
+          <w:sz w:val="26"/>
+        </w:rPr>
+        <w:t>Pick a client to see its vertical, its optimization level, its trend across reports, and every proposal, report, and case study logged for that account.</w:t>
+      </w:r>
+    </w:p>
+    <w:p>
+      <w:r>
+        <w:drawing>
+          <wp:inline xmlns:a="http://schemas.openxmlformats.org/drawingml/2006/main" xmlns:pic="http://schemas.openxmlformats.org/drawingml/2006/picture">
+            <wp:extent cx="5669280" cy="2992120"/>
+            <wp:docPr id="25" name="Picture 25"/>
+            <wp:cNvGraphicFramePr>
+              <a:graphicFrameLocks noChangeAspect="1"/>
+            </wp:cNvGraphicFramePr>
+            <a:graphic>
+              <a:graphicData uri="http://schemas.openxmlformats.org/drawingml/2006/picture">
+                <pic:pic>
+                  <pic:nvPicPr>
+                    <pic:cNvPr id="0" name="ref_clients_01_overview.png"/>
+                    <pic:cNvPicPr/>
+                  </pic:nvPicPr>
+                  <pic:blipFill>
+                    <a:blip r:embed="rId33"/>
+                    <a:stretch>
+                      <a:fillRect/>
+                    </a:stretch>
+                  </pic:blipFill>
+                  <pic:spPr>
+                    <a:xfrm>
+                      <a:off x="0" y="0"/>
+                      <a:ext cx="5669280" cy="2992120"/>
+                    </a:xfrm>
+                    <a:prstGeom prst="rect"/>
+                  </pic:spPr>
+                </pic:pic>
+              </a:graphicData>
+            </a:graphic>
+          </wp:inline>
+        </w:drawing>
+      </w:r>
+    </w:p>
+    <w:p>
+      <w:pPr>
+        <w:spacing w:before="280"/>
+      </w:pPr>
+      <w:r>
+        <w:rPr>
+          <w:b/>
+          <w:sz w:val="26"/>
+        </w:rPr>
+        <w:t xml:space="preserve">2. </w:t>
+      </w:r>
+      <w:r>
+        <w:rPr>
+          <w:sz w:val="26"/>
+        </w:rPr>
+        <w:t>From a report row, “Create case study” builds a case study straight from that report's own facts -- no new drafting call needed.</w:t>
+      </w:r>
+    </w:p>
+    <w:p>
+      <w:r>
+        <w:drawing>
+          <wp:inline xmlns:a="http://schemas.openxmlformats.org/drawingml/2006/main" xmlns:pic="http://schemas.openxmlformats.org/drawingml/2006/picture">
+            <wp:extent cx="5669280" cy="2440940"/>
+            <wp:docPr id="26" name="Picture 26"/>
+            <wp:cNvGraphicFramePr>
+              <a:graphicFrameLocks noChangeAspect="1"/>
+            </wp:cNvGraphicFramePr>
+            <a:graphic>
+              <a:graphicData uri="http://schemas.openxmlformats.org/drawingml/2006/picture">
+                <pic:pic>
+                  <pic:nvPicPr>
+                    <pic:cNvPr id="0" name="ref_clients_02_case_study.png"/>
+                    <pic:cNvPicPr/>
+                  </pic:nvPicPr>
+                  <pic:blipFill>
+                    <a:blip r:embed="rId34"/>
+                    <a:stretch>
+                      <a:fillRect/>
+                    </a:stretch>
+                  </pic:blipFill>
+                  <pic:spPr>
+                    <a:xfrm>
+                      <a:off x="0" y="0"/>
+                      <a:ext cx="5669280" cy="2440940"/>
+                    </a:xfrm>
+                    <a:prstGeom prst="rect"/>
+                  </pic:spPr>
+                </pic:pic>
+              </a:graphicData>
+            </a:graphic>
+          </wp:inline>
+        </w:drawing>
+      </w:r>
+    </w:p>
     <w:sectPr>
       <w:pgSz w:w="12240" w:h="15840"/>
       <w:pgMar w:top="1440" w:right="1800" w:bottom="1440" w:left="1800" w:header="720" w:footer="720" w:gutter="0"/>

--- a/Harrisburg_Rep_User_Guide.docx
+++ b/Harrisburg_Rep_User_Guide.docx
@@ -15,12 +15,12 @@
         <w:rPr>
           <w:b/>
         </w:rPr>
-        <w:t>App build: 6464e45 · 2026-09-17 14:13</w:t>
+        <w:t>App build: 6859141 · 2026-09-17 17:04</w:t>
       </w:r>
     </w:p>
     <w:p>
       <w:r>
-        <w:t>Guide generated: 2026-09-17 15:03</w:t>
+        <w:t>Guide generated: 2026-09-17 17:09</w:t>
       </w:r>
     </w:p>
     <w:p>

--- a/Harrisburg_Rep_User_Guide.docx
+++ b/Harrisburg_Rep_User_Guide.docx
@@ -15,12 +15,12 @@
         <w:rPr>
           <w:b/>
         </w:rPr>
-        <w:t>App build: 6859141 · 2026-09-17 17:04</w:t>
+        <w:t>App build: a30ae84 · 2026-09-18 10:43</w:t>
       </w:r>
     </w:p>
     <w:p>
       <w:r>
-        <w:t>Guide generated: 2026-09-17 17:09</w:t>
+        <w:t>Guide generated: 2026-09-18 13:58</w:t>
       </w:r>
     </w:p>
     <w:p>
@@ -1642,6 +1642,74 @@
         <w:rPr>
           <w:sz w:val="26"/>
         </w:rPr>
+        <w:t>Open a report row to see its series -- which other reports it's linked with, if any. Optimization recommendations judge a value across every period in the series, not just this one month.</w:t>
+      </w:r>
+    </w:p>
+    <w:p>
+      <w:r>
+        <w:drawing>
+          <wp:inline xmlns:a="http://schemas.openxmlformats.org/drawingml/2006/main" xmlns:pic="http://schemas.openxmlformats.org/drawingml/2006/picture">
+            <wp:extent cx="5669280" cy="1338580"/>
+            <wp:docPr id="26" name="Picture 26"/>
+            <wp:cNvGraphicFramePr>
+              <a:graphicFrameLocks noChangeAspect="1"/>
+            </wp:cNvGraphicFramePr>
+            <a:graphic>
+              <a:graphicData uri="http://schemas.openxmlformats.org/drawingml/2006/picture">
+                <pic:pic>
+                  <pic:nvPicPr>
+                    <pic:cNvPr id="0" name="ref_clients_02_series_link.png"/>
+                    <pic:cNvPicPr/>
+                  </pic:nvPicPr>
+                  <pic:blipFill>
+                    <a:blip r:embed="rId34"/>
+                    <a:stretch>
+                      <a:fillRect/>
+                    </a:stretch>
+                  </pic:blipFill>
+                  <pic:spPr>
+                    <a:xfrm>
+                      <a:off x="0" y="0"/>
+                      <a:ext cx="5669280" cy="1338580"/>
+                    </a:xfrm>
+                    <a:prstGeom prst="rect"/>
+                  </pic:spPr>
+                </pic:pic>
+              </a:graphicData>
+            </a:graphic>
+          </wp:inline>
+        </w:drawing>
+      </w:r>
+    </w:p>
+    <w:p>
+      <w:pPr>
+        <w:spacing w:after="200"/>
+        <w:ind w:left="360"/>
+      </w:pPr>
+      <w:r>
+        <w:rPr>
+          <w:i/>
+          <w:color w:val="8A5A00"/>
+          <w:sz w:val="22"/>
+        </w:rPr>
+        <w:t>⚠ “Edit series link” lets you unlink a report that shouldn't count toward the trend (a re-pull, an out-of-sequence upload), or join it to another report's series by hand. Most reports link themselves automatically -- this is only for fixing one that guessed wrong.</w:t>
+      </w:r>
+    </w:p>
+    <w:p>
+      <w:pPr>
+        <w:spacing w:before="280"/>
+      </w:pPr>
+      <w:r>
+        <w:rPr>
+          <w:b/>
+          <w:sz w:val="26"/>
+        </w:rPr>
+        <w:t xml:space="preserve">3. </w:t>
+      </w:r>
+      <w:r>
+        <w:rPr>
+          <w:sz w:val="26"/>
+        </w:rPr>
         <w:t>From a report row, “Create case study” builds a case study straight from that report's own facts -- no new drafting call needed.</w:t>
       </w:r>
     </w:p>
@@ -1650,7 +1718,7 @@
         <w:drawing>
           <wp:inline xmlns:a="http://schemas.openxmlformats.org/drawingml/2006/main" xmlns:pic="http://schemas.openxmlformats.org/drawingml/2006/picture">
             <wp:extent cx="5669280" cy="2440940"/>
-            <wp:docPr id="26" name="Picture 26"/>
+            <wp:docPr id="27" name="Picture 27"/>
             <wp:cNvGraphicFramePr>
               <a:graphicFrameLocks noChangeAspect="1"/>
             </wp:cNvGraphicFramePr>
@@ -1658,11 +1726,11 @@
               <a:graphicData uri="http://schemas.openxmlformats.org/drawingml/2006/picture">
                 <pic:pic>
                   <pic:nvPicPr>
-                    <pic:cNvPr id="0" name="ref_clients_02_case_study.png"/>
+                    <pic:cNvPr id="0" name="ref_clients_03_case_study.png"/>
                     <pic:cNvPicPr/>
                   </pic:nvPicPr>
                   <pic:blipFill>
-                    <a:blip r:embed="rId34"/>
+                    <a:blip r:embed="rId35"/>
                     <a:stretch>
                       <a:fillRect/>
                     </a:stretch>

--- a/Harrisburg_Rep_User_Guide.docx
+++ b/Harrisburg_Rep_User_Guide.docx
@@ -15,12 +15,12 @@
         <w:rPr>
           <w:b/>
         </w:rPr>
-        <w:t>App build: a30ae84 · 2026-09-18 10:43</w:t>
+        <w:t>App build: 2ba808c · 2026-09-21 13:30</w:t>
       </w:r>
     </w:p>
     <w:p>
       <w:r>
-        <w:t>Guide generated: 2026-09-18 13:58</w:t>
+        <w:t>Guide generated: 2026-09-21 17:13</w:t>
       </w:r>
     </w:p>
     <w:p>
@@ -733,6 +733,60 @@
         <w:rPr>
           <w:sz w:val="26"/>
         </w:rPr>
+        <w:t>Report type -- Monthly, Multi-month recap, or Wrap-up -- is inferred automatically from the export's own span (and, once a proposal's linked, its flight). Always editable.</w:t>
+      </w:r>
+    </w:p>
+    <w:p>
+      <w:r>
+        <w:drawing>
+          <wp:inline xmlns:a="http://schemas.openxmlformats.org/drawingml/2006/main" xmlns:pic="http://schemas.openxmlformats.org/drawingml/2006/picture">
+            <wp:extent cx="5669280" cy="787400"/>
+            <wp:docPr id="12" name="Picture 12"/>
+            <wp:cNvGraphicFramePr>
+              <a:graphicFrameLocks noChangeAspect="1"/>
+            </wp:cNvGraphicFramePr>
+            <a:graphic>
+              <a:graphicData uri="http://schemas.openxmlformats.org/drawingml/2006/picture">
+                <pic:pic>
+                  <pic:nvPicPr>
+                    <pic:cNvPr id="0" name="r03b_report_type.png"/>
+                    <pic:cNvPicPr/>
+                  </pic:nvPicPr>
+                  <pic:blipFill>
+                    <a:blip r:embed="rId20"/>
+                    <a:stretch>
+                      <a:fillRect/>
+                    </a:stretch>
+                  </pic:blipFill>
+                  <pic:spPr>
+                    <a:xfrm>
+                      <a:off x="0" y="0"/>
+                      <a:ext cx="5669280" cy="787400"/>
+                    </a:xfrm>
+                    <a:prstGeom prst="rect"/>
+                  </pic:spPr>
+                </pic:pic>
+              </a:graphicData>
+            </a:graphic>
+          </wp:inline>
+        </w:drawing>
+      </w:r>
+    </w:p>
+    <w:p>
+      <w:pPr>
+        <w:spacing w:before="280"/>
+      </w:pPr>
+      <w:r>
+        <w:rPr>
+          <w:b/>
+          <w:sz w:val="26"/>
+        </w:rPr>
+        <w:t xml:space="preserve">5. </w:t>
+      </w:r>
+      <w:r>
+        <w:rPr>
+          <w:sz w:val="26"/>
+        </w:rPr>
         <w:t>Link a proposal, if one exists for this client -- the app finds the best match and offers it as the default. Choose “No proposal” instead to build the report standalone.</w:t>
       </w:r>
     </w:p>
@@ -741,7 +795,7 @@
         <w:drawing>
           <wp:inline xmlns:a="http://schemas.openxmlformats.org/drawingml/2006/main" xmlns:pic="http://schemas.openxmlformats.org/drawingml/2006/picture">
             <wp:extent cx="5669280" cy="1023620"/>
-            <wp:docPr id="12" name="Picture 12"/>
+            <wp:docPr id="13" name="Picture 13"/>
             <wp:cNvGraphicFramePr>
               <a:graphicFrameLocks noChangeAspect="1"/>
             </wp:cNvGraphicFramePr>
@@ -753,7 +807,7 @@
                     <pic:cNvPicPr/>
                   </pic:nvPicPr>
                   <pic:blipFill>
-                    <a:blip r:embed="rId20"/>
+                    <a:blip r:embed="rId21"/>
                     <a:stretch>
                       <a:fillRect/>
                     </a:stretch>
@@ -781,7 +835,7 @@
           <w:b/>
           <w:sz w:val="26"/>
         </w:rPr>
-        <w:t xml:space="preserve">5. </w:t>
+        <w:t xml:space="preserve">6. </w:t>
       </w:r>
       <w:r>
         <w:rPr>
@@ -795,7 +849,7 @@
         <w:drawing>
           <wp:inline xmlns:a="http://schemas.openxmlformats.org/drawingml/2006/main" xmlns:pic="http://schemas.openxmlformats.org/drawingml/2006/picture">
             <wp:extent cx="5669280" cy="1653540"/>
-            <wp:docPr id="13" name="Picture 13"/>
+            <wp:docPr id="14" name="Picture 14"/>
             <wp:cNvGraphicFramePr>
               <a:graphicFrameLocks noChangeAspect="1"/>
             </wp:cNvGraphicFramePr>
@@ -807,7 +861,7 @@
                     <pic:cNvPicPr/>
                   </pic:nvPicPr>
                   <pic:blipFill>
-                    <a:blip r:embed="rId21"/>
+                    <a:blip r:embed="rId22"/>
                     <a:stretch>
                       <a:fillRect/>
                     </a:stretch>
@@ -837,7 +891,7 @@
           <w:color w:val="8A5A00"/>
           <w:sz w:val="22"/>
         </w:rPr>
-        <w:t>⚠ Goals are the one field this page always needs. Linking a proposal pre-fills them from it, so there’s usually nothing to type here -- but with no proposal linked, Goals has to be typed by hand before Generate will run.</w:t>
+        <w:t>⚠ Goals are optional either way. Linking a proposal pre-fills them from it; leave them blank with no proposal linked and the report highlights the strongest findings in the data instead.</w:t>
       </w:r>
     </w:p>
     <w:p>
@@ -849,7 +903,7 @@
           <w:b/>
           <w:sz w:val="26"/>
         </w:rPr>
-        <w:t xml:space="preserve">6. </w:t>
+        <w:t xml:space="preserve">7. </w:t>
       </w:r>
       <w:r>
         <w:rPr>
@@ -863,7 +917,7 @@
         <w:drawing>
           <wp:inline xmlns:a="http://schemas.openxmlformats.org/drawingml/2006/main" xmlns:pic="http://schemas.openxmlformats.org/drawingml/2006/picture">
             <wp:extent cx="5669280" cy="1496060"/>
-            <wp:docPr id="14" name="Picture 14"/>
+            <wp:docPr id="15" name="Picture 15"/>
             <wp:cNvGraphicFramePr>
               <a:graphicFrameLocks noChangeAspect="1"/>
             </wp:cNvGraphicFramePr>
@@ -875,7 +929,7 @@
                     <pic:cNvPicPr/>
                   </pic:nvPicPr>
                   <pic:blipFill>
-                    <a:blip r:embed="rId22"/>
+                    <a:blip r:embed="rId23"/>
                     <a:stretch>
                       <a:fillRect/>
                     </a:stretch>
@@ -903,7 +957,7 @@
           <w:b/>
           <w:sz w:val="26"/>
         </w:rPr>
-        <w:t xml:space="preserve">7. </w:t>
+        <w:t xml:space="preserve">8. </w:t>
       </w:r>
       <w:r>
         <w:rPr>
@@ -917,7 +971,7 @@
         <w:drawing>
           <wp:inline xmlns:a="http://schemas.openxmlformats.org/drawingml/2006/main" xmlns:pic="http://schemas.openxmlformats.org/drawingml/2006/picture">
             <wp:extent cx="5669280" cy="2047240"/>
-            <wp:docPr id="15" name="Picture 15"/>
+            <wp:docPr id="16" name="Picture 16"/>
             <wp:cNvGraphicFramePr>
               <a:graphicFrameLocks noChangeAspect="1"/>
             </wp:cNvGraphicFramePr>
@@ -929,7 +983,7 @@
                     <pic:cNvPicPr/>
                   </pic:nvPicPr>
                   <pic:blipFill>
-                    <a:blip r:embed="rId23"/>
+                    <a:blip r:embed="rId24"/>
                     <a:stretch>
                       <a:fillRect/>
                     </a:stretch>
@@ -971,7 +1025,7 @@
           <w:b/>
           <w:sz w:val="26"/>
         </w:rPr>
-        <w:t xml:space="preserve">8. </w:t>
+        <w:t xml:space="preserve">9. </w:t>
       </w:r>
       <w:r>
         <w:rPr>
@@ -984,8 +1038,8 @@
       <w:r>
         <w:drawing>
           <wp:inline xmlns:a="http://schemas.openxmlformats.org/drawingml/2006/main" xmlns:pic="http://schemas.openxmlformats.org/drawingml/2006/picture">
-            <wp:extent cx="5669280" cy="1015746"/>
-            <wp:docPr id="16" name="Picture 16"/>
+            <wp:extent cx="5669280" cy="1023620"/>
+            <wp:docPr id="17" name="Picture 17"/>
             <wp:cNvGraphicFramePr>
               <a:graphicFrameLocks noChangeAspect="1"/>
             </wp:cNvGraphicFramePr>
@@ -997,7 +1051,7 @@
                     <pic:cNvPicPr/>
                   </pic:nvPicPr>
                   <pic:blipFill>
-                    <a:blip r:embed="rId24"/>
+                    <a:blip r:embed="rId25"/>
                     <a:stretch>
                       <a:fillRect/>
                     </a:stretch>
@@ -1005,7 +1059,7 @@
                   <pic:spPr>
                     <a:xfrm>
                       <a:off x="0" y="0"/>
-                      <a:ext cx="5669280" cy="1015746"/>
+                      <a:ext cx="5669280" cy="1023620"/>
                     </a:xfrm>
                     <a:prstGeom prst="rect"/>
                   </pic:spPr>
@@ -1039,7 +1093,7 @@
           <w:b/>
           <w:sz w:val="26"/>
         </w:rPr>
-        <w:t xml:space="preserve">9. </w:t>
+        <w:t xml:space="preserve">10. </w:t>
       </w:r>
       <w:r>
         <w:rPr>
@@ -1053,7 +1107,7 @@
         <w:drawing>
           <wp:inline xmlns:a="http://schemas.openxmlformats.org/drawingml/2006/main" xmlns:pic="http://schemas.openxmlformats.org/drawingml/2006/picture">
             <wp:extent cx="5669280" cy="1653540"/>
-            <wp:docPr id="17" name="Picture 17"/>
+            <wp:docPr id="18" name="Picture 18"/>
             <wp:cNvGraphicFramePr>
               <a:graphicFrameLocks noChangeAspect="1"/>
             </wp:cNvGraphicFramePr>
@@ -1065,7 +1119,7 @@
                     <pic:cNvPicPr/>
                   </pic:nvPicPr>
                   <pic:blipFill>
-                    <a:blip r:embed="rId25"/>
+                    <a:blip r:embed="rId26"/>
                     <a:stretch>
                       <a:fillRect/>
                     </a:stretch>
@@ -1138,7 +1192,7 @@
         <w:drawing>
           <wp:inline xmlns:a="http://schemas.openxmlformats.org/drawingml/2006/main" xmlns:pic="http://schemas.openxmlformats.org/drawingml/2006/picture">
             <wp:extent cx="5669280" cy="2204720"/>
-            <wp:docPr id="18" name="Picture 18"/>
+            <wp:docPr id="19" name="Picture 19"/>
             <wp:cNvGraphicFramePr>
               <a:graphicFrameLocks noChangeAspect="1"/>
             </wp:cNvGraphicFramePr>
@@ -1150,7 +1204,7 @@
                     <pic:cNvPicPr/>
                   </pic:nvPicPr>
                   <pic:blipFill>
-                    <a:blip r:embed="rId26"/>
+                    <a:blip r:embed="rId27"/>
                     <a:stretch>
                       <a:fillRect/>
                     </a:stretch>
@@ -1180,7 +1234,7 @@
           <w:color w:val="8A5A00"/>
           <w:sz w:val="22"/>
         </w:rPr>
-        <w:t>⚠ This page is for looking things up. To actually add a segment to a proposal, use the same finder inside Section D2 on the Build page.</w:t>
+        <w:t>⚠ This page is for looking things up. To actually add a segment to a proposal, use the same finder inside Build a proposal's Section D2 (Audiences &amp; avails).</w:t>
       </w:r>
     </w:p>
     <w:p>
@@ -1206,7 +1260,7 @@
         <w:drawing>
           <wp:inline xmlns:a="http://schemas.openxmlformats.org/drawingml/2006/main" xmlns:pic="http://schemas.openxmlformats.org/drawingml/2006/picture">
             <wp:extent cx="5669280" cy="2440940"/>
-            <wp:docPr id="19" name="Picture 19"/>
+            <wp:docPr id="20" name="Picture 20"/>
             <wp:cNvGraphicFramePr>
               <a:graphicFrameLocks noChangeAspect="1"/>
             </wp:cNvGraphicFramePr>
@@ -1218,7 +1272,7 @@
                     <pic:cNvPicPr/>
                   </pic:nvPicPr>
                   <pic:blipFill>
-                    <a:blip r:embed="rId27"/>
+                    <a:blip r:embed="rId28"/>
                     <a:stretch>
                       <a:fillRect/>
                     </a:stretch>
@@ -1273,7 +1327,7 @@
         <w:drawing>
           <wp:inline xmlns:a="http://schemas.openxmlformats.org/drawingml/2006/main" xmlns:pic="http://schemas.openxmlformats.org/drawingml/2006/picture">
             <wp:extent cx="5669280" cy="2440940"/>
-            <wp:docPr id="20" name="Picture 20"/>
+            <wp:docPr id="21" name="Picture 21"/>
             <wp:cNvGraphicFramePr>
               <a:graphicFrameLocks noChangeAspect="1"/>
             </wp:cNvGraphicFramePr>
@@ -1285,7 +1339,7 @@
                     <pic:cNvPicPr/>
                   </pic:nvPicPr>
                   <pic:blipFill>
-                    <a:blip r:embed="rId28"/>
+                    <a:blip r:embed="rId29"/>
                     <a:stretch>
                       <a:fillRect/>
                     </a:stretch>
@@ -1315,7 +1369,7 @@
           <w:color w:val="8A5A00"/>
           <w:sz w:val="22"/>
         </w:rPr>
-        <w:t>⚠ To put one IN a proposal, use the picker just above Generate on the Build page -- it pre-selects the case studies matching the client's vertical automatically.</w:t>
+        <w:t>⚠ To put one IN a proposal, use the picker just above Generate on Build a proposal -- it pre-selects the case studies matching the client's vertical automatically.</w:t>
       </w:r>
     </w:p>
     <w:p>
@@ -1354,7 +1408,7 @@
         <w:drawing>
           <wp:inline xmlns:a="http://schemas.openxmlformats.org/drawingml/2006/main" xmlns:pic="http://schemas.openxmlformats.org/drawingml/2006/picture">
             <wp:extent cx="5669280" cy="2440940"/>
-            <wp:docPr id="21" name="Picture 21"/>
+            <wp:docPr id="22" name="Picture 22"/>
             <wp:cNvGraphicFramePr>
               <a:graphicFrameLocks noChangeAspect="1"/>
             </wp:cNvGraphicFramePr>
@@ -1366,7 +1420,7 @@
                     <pic:cNvPicPr/>
                   </pic:nvPicPr>
                   <pic:blipFill>
-                    <a:blip r:embed="rId29"/>
+                    <a:blip r:embed="rId30"/>
                     <a:stretch>
                       <a:fillRect/>
                     </a:stretch>
@@ -1400,7 +1454,7 @@
         <w:rPr>
           <w:sz w:val="26"/>
         </w:rPr>
-        <w:t>Use one in a proposal: the “Vault slides” picker sits right next to the case-study picker, just above Generate on the Build page.</w:t>
+        <w:t>Use one in a proposal: the “Vault slides” picker sits right next to the case-study picker, just above Generate on Build a proposal.</w:t>
       </w:r>
     </w:p>
     <w:p>
@@ -1408,7 +1462,7 @@
         <w:drawing>
           <wp:inline xmlns:a="http://schemas.openxmlformats.org/drawingml/2006/main" xmlns:pic="http://schemas.openxmlformats.org/drawingml/2006/picture">
             <wp:extent cx="5669280" cy="1653540"/>
-            <wp:docPr id="22" name="Picture 22"/>
+            <wp:docPr id="23" name="Picture 23"/>
             <wp:cNvGraphicFramePr>
               <a:graphicFrameLocks noChangeAspect="1"/>
             </wp:cNvGraphicFramePr>
@@ -1420,7 +1474,7 @@
                     <pic:cNvPicPr/>
                   </pic:nvPicPr>
                   <pic:blipFill>
-                    <a:blip r:embed="rId30"/>
+                    <a:blip r:embed="rId31"/>
                     <a:stretch>
                       <a:fillRect/>
                     </a:stretch>
@@ -1467,7 +1521,7 @@
         <w:rPr>
           <w:sz w:val="26"/>
         </w:rPr>
-        <w:t>“This proposal” plots every targeting group that's been resolved to real zips (Section D2's geo expander) on one map, each group in its own color.</w:t>
+        <w:t>“This proposal” plots every targeting group that's been resolved to real zips (Build a proposal's Section D2 geo expander) on one map, each group in its own color.</w:t>
       </w:r>
     </w:p>
     <w:p>
@@ -1475,7 +1529,7 @@
         <w:drawing>
           <wp:inline xmlns:a="http://schemas.openxmlformats.org/drawingml/2006/main" xmlns:pic="http://schemas.openxmlformats.org/drawingml/2006/picture">
             <wp:extent cx="5669280" cy="2440940"/>
-            <wp:docPr id="23" name="Picture 23"/>
+            <wp:docPr id="24" name="Picture 24"/>
             <wp:cNvGraphicFramePr>
               <a:graphicFrameLocks noChangeAspect="1"/>
             </wp:cNvGraphicFramePr>
@@ -1487,7 +1541,7 @@
                     <pic:cNvPicPr/>
                   </pic:nvPicPr>
                   <pic:blipFill>
-                    <a:blip r:embed="rId31"/>
+                    <a:blip r:embed="rId32"/>
                     <a:stretch>
                       <a:fillRect/>
                     </a:stretch>
@@ -1529,7 +1583,7 @@
         <w:drawing>
           <wp:inline xmlns:a="http://schemas.openxmlformats.org/drawingml/2006/main" xmlns:pic="http://schemas.openxmlformats.org/drawingml/2006/picture">
             <wp:extent cx="5669280" cy="2992120"/>
-            <wp:docPr id="24" name="Picture 24"/>
+            <wp:docPr id="25" name="Picture 25"/>
             <wp:cNvGraphicFramePr>
               <a:graphicFrameLocks noChangeAspect="1"/>
             </wp:cNvGraphicFramePr>
@@ -1541,7 +1595,7 @@
                     <pic:cNvPicPr/>
                   </pic:nvPicPr>
                   <pic:blipFill>
-                    <a:blip r:embed="rId32"/>
+                    <a:blip r:embed="rId33"/>
                     <a:stretch>
                       <a:fillRect/>
                     </a:stretch>
@@ -1596,7 +1650,7 @@
         <w:drawing>
           <wp:inline xmlns:a="http://schemas.openxmlformats.org/drawingml/2006/main" xmlns:pic="http://schemas.openxmlformats.org/drawingml/2006/picture">
             <wp:extent cx="5669280" cy="2992120"/>
-            <wp:docPr id="25" name="Picture 25"/>
+            <wp:docPr id="26" name="Picture 26"/>
             <wp:cNvGraphicFramePr>
               <a:graphicFrameLocks noChangeAspect="1"/>
             </wp:cNvGraphicFramePr>
@@ -1608,7 +1662,7 @@
                     <pic:cNvPicPr/>
                   </pic:nvPicPr>
                   <pic:blipFill>
-                    <a:blip r:embed="rId33"/>
+                    <a:blip r:embed="rId34"/>
                     <a:stretch>
                       <a:fillRect/>
                     </a:stretch>
@@ -1650,7 +1704,7 @@
         <w:drawing>
           <wp:inline xmlns:a="http://schemas.openxmlformats.org/drawingml/2006/main" xmlns:pic="http://schemas.openxmlformats.org/drawingml/2006/picture">
             <wp:extent cx="5669280" cy="1338580"/>
-            <wp:docPr id="26" name="Picture 26"/>
+            <wp:docPr id="27" name="Picture 27"/>
             <wp:cNvGraphicFramePr>
               <a:graphicFrameLocks noChangeAspect="1"/>
             </wp:cNvGraphicFramePr>
@@ -1662,7 +1716,7 @@
                     <pic:cNvPicPr/>
                   </pic:nvPicPr>
                   <pic:blipFill>
-                    <a:blip r:embed="rId34"/>
+                    <a:blip r:embed="rId35"/>
                     <a:stretch>
                       <a:fillRect/>
                     </a:stretch>
@@ -1718,7 +1772,7 @@
         <w:drawing>
           <wp:inline xmlns:a="http://schemas.openxmlformats.org/drawingml/2006/main" xmlns:pic="http://schemas.openxmlformats.org/drawingml/2006/picture">
             <wp:extent cx="5669280" cy="2440940"/>
-            <wp:docPr id="27" name="Picture 27"/>
+            <wp:docPr id="28" name="Picture 28"/>
             <wp:cNvGraphicFramePr>
               <a:graphicFrameLocks noChangeAspect="1"/>
             </wp:cNvGraphicFramePr>
@@ -1730,7 +1784,7 @@
                     <pic:cNvPicPr/>
                   </pic:nvPicPr>
                   <pic:blipFill>
-                    <a:blip r:embed="rId35"/>
+                    <a:blip r:embed="rId36"/>
                     <a:stretch>
                       <a:fillRect/>
                     </a:stretch>
